--- a/dist/templates/5 - cessão de crédito - joaçaba.docx
+++ b/dist/templates/5 - cessão de crédito - joaçaba.docx
@@ -179,6 +179,7 @@
         <w:t>valor_de_devolucao</w:t>
       </w:r>
       <w:proofErr w:type="spellEnd"/>
+      <w:proofErr w:type="gramStart"/>
       <w:r>
         <w:rPr>
           <w:sz w:val="23"/>
@@ -201,7 +202,14 @@
         <w:rPr>
           <w:sz w:val="23"/>
         </w:rPr>
-        <w:t>{{</w:t>
+        <w:t>{</w:t>
+      </w:r>
+      <w:proofErr w:type="gramEnd"/>
+      <w:r>
+        <w:rPr>
+          <w:sz w:val="23"/>
+        </w:rPr>
+        <w:t>{</w:t>
       </w:r>
       <w:proofErr w:type="spellStart"/>
       <w:r>
@@ -330,7 +338,19 @@
         <w:rPr>
           <w:rFonts w:cstheme="minorHAnsi"/>
         </w:rPr>
-        <w:t>#DATA_ATUAL_EXTENSO</w:t>
+        <w:t>{{</w:t>
+      </w:r>
+      <w:r>
+        <w:rPr>
+          <w:rFonts w:cstheme="minorHAnsi"/>
+        </w:rPr>
+        <w:t>data</w:t>
+      </w:r>
+      <w:r>
+        <w:rPr>
+          <w:rFonts w:cstheme="minorHAnsi"/>
+        </w:rPr>
+        <w:t>}}</w:t>
       </w:r>
       <w:r>
         <w:t>.</w:t>
@@ -350,10 +370,7 @@
         <w:t xml:space="preserve"> </w:t>
       </w:r>
       <w:r>
-        <w:rPr>
-          <w:rFonts w:cstheme="minorHAnsi"/>
-        </w:rPr>
-        <w:t>#NOME_CLIENTE</w:t>
+        <w:t>{{nome}}</w:t>
       </w:r>
     </w:p>
     <w:p/>
@@ -1017,6 +1034,7 @@
   <w:style w:type="character" w:default="1" w:styleId="Fontepargpadro">
     <w:name w:val="Default Paragraph Font"/>
     <w:uiPriority w:val="1"/>
+    <w:semiHidden/>
     <w:unhideWhenUsed/>
   </w:style>
   <w:style w:type="table" w:default="1" w:styleId="Tabelanormal">
